--- a/public/documents/HZISL_Football_Rules_2026-27.docx
+++ b/public/documents/HZISL_Football_Rules_2026-27.docx
@@ -93,7 +93,7 @@
           <w:color w:val="526173"/>
           <w:sz w:val="19"/>
         </w:rPr>
-        <w:t>Season 2026–27  •  Version 1.0  •  Effective 5 September 2026</w:t>
+        <w:t>Season 2026–27  •  Version 1.1  •  Effective 5 September 2026</w:t>
       </w:r>
     </w:p>
     <w:tbl>
@@ -151,7 +151,7 @@
                 <w:color w:val="0B2545"/>
                 <w:sz w:val="20"/>
               </w:rPr>
-              <w:t>11-a-side • 2 × 40-minute halves • 10-minute half-time • league matches may finish as a draw.</w:t>
+              <w:t>6-a-side • unlimited return substitutions • 2 × 40-minute halves • 10-minute half-time • league matches may finish as a draw.</w:t>
             </w:r>
           </w:p>
         </w:tc>
@@ -337,7 +337,7 @@
                 <w:color w:val="0B2545"/>
                 <w:sz w:val="19"/>
               </w:rPr>
-              <w:t>11 per team, including one goalkeeper. A match may not start or continue with fewer than 7.</w:t>
+              <w:t>6 on the field per team, including one goalkeeper. A team must have 6 ready to start; a match may not continue with fewer than 4.</w:t>
             </w:r>
           </w:p>
         </w:tc>
@@ -733,7 +733,7 @@
           <w:color w:val="0B2545"/>
           <w:sz w:val="22"/>
         </w:rPr>
-        <w:t>The host provides a safely marked natural or artificial surface appropriate for 11-a-side play. The referee may require hazards to be removed or may refuse an unsafe field.</w:t>
+        <w:t>The host provides a safely marked natural or artificial surface appropriate for 6-a-side play. The referee may require hazards to be removed or may refuse an unsafe field.</w:t>
       </w:r>
     </w:p>
     <w:p>
@@ -887,7 +887,7 @@
           <w:color w:val="0B2545"/>
           <w:sz w:val="22"/>
         </w:rPr>
-        <w:t>HZISL uses unlimited return substitutions from the named matchday roster to support safe youth participation.</w:t>
+        <w:t>There is no limit on the number of substitutions. HZISL uses unlimited return substitutions from the named matchday roster to support safe youth participation.</w:t>
       </w:r>
     </w:p>
     <w:p>
@@ -1655,7 +1655,7 @@
         <w:color w:val="526173"/>
         <w:sz w:val="17"/>
       </w:rPr>
-      <w:t>Official competition document  •  v1.0  •  15 August 2026</w:t>
+      <w:t>Official competition document  •  v1.1  •  15 August 2026</w:t>
     </w:r>
     <w:r>
       <w:rPr>
